--- a/docs/MediScribe_HIS接口规范_v1.4_单通道.docx
+++ b/docs/MediScribe_HIS接口规范_v1.4_单通道.docx
@@ -41,7 +41,7 @@
           <w:color w:val="595959"/>
           <w:sz w:val="20"/>
         </w:rPr>
-        <w:t>版本 v1.4　|　日期：2026-08-14</w:t>
+        <w:t>版本 v1.4　|　日期：2026-08-17</w:t>
       </w:r>
     </w:p>
     <w:p/>
@@ -9358,7 +9358,7 @@
           <w:sz w:val="21"/>
           <w:shd w:val="clear" w:color="auto" w:fill="FDF3D8"/>
         </w:rPr>
-        <w:t>▲ 连接地址：wss://mediscribe.cn/api/v1/his/ws。握手时在 URL query 携带 app_id、timestamp、nonce、sign 四个参数，签名算法同 2.2，待签串 = appId + timestamp + nonce + "handshake"。鉴权失败我方拒绝 WebSocket 升级，贵方将收到 HTTP 403（不是 401，也没有 WS close code）。连接由贵方发起并长期保持。已双方确认：WS 代码加在贵方门诊（全科）客户端内，每台诊室电脑各建一条连接、多条并存；回写与刷新消息由我方自动路由回该就诊接诊推送的来源连接（即医生所在的那台诊室）。凭证：仅需一套凭证——由我方分配 appId/appSecret 给贵方，握手与其后双向消息签名均使用这一套（连接本身已经该凭证鉴权），贵方无需再为我方分配凭证。</w:t>
+        <w:t>▲ 连接地址：wss://mediscribe.cn/api/v1/his/ws。握手时在 URL query 携带 app_id、timestamp、nonce、sign 四个参数，签名算法同 2.2，待签串 = app_id + timestamp + nonce + "handshake"。鉴权失败我方拒绝 WebSocket 升级，贵方将收到 HTTP 403（不是 401，也没有 WS close code）。连接由贵方发起并长期保持。已双方确认：WS 代码加在贵方门诊（全科）客户端内，每台诊室电脑各建一条连接、多条并存；回写与刷新消息由我方自动路由回该就诊接诊推送的来源连接（即医生所在的那台诊室）。凭证：仅需一套凭证——由我方分配 appId/appSecret 给贵方，握手与其后双向消息签名均使用这一套（连接本身已经该凭证鉴权），贵方无需再为我方分配凭证。</w:t>
       </w:r>
     </w:p>
     <w:p>
@@ -9767,7 +9767,7 @@
                 <w:rFonts w:ascii="Microsoft YaHei" w:hAnsi="Microsoft YaHei" w:eastAsia="Microsoft YaHei" w:cs="Microsoft YaHei"/>
                 <w:shd w:val="clear" w:color="auto" w:fill="FDF3D8"/>
               </w:rPr>
-              <w:t>▲ 签名，算法同 2.2，其中「请求body原文」= payload 的 JSON 序列化原文。关键：payload 只序列化一次——用于计算签名的那串字符，与本消息里 payload 位置上的那串字符，必须逐字节相同（中文是否转义成 \uXXXX、键的先后顺序、有无缩进空格，任一处不同签名即对不上，我方回 code=40001）。我方按贵方实际发出的报文原文验签，不会重新序列化。</w:t>
+              <w:t>▲ 签名，算法同 2.2，其中「报文原文」= payload 的 JSON 序列化原文。关键：payload 只序列化一次——用于计算签名的那串字符，与本消息里 payload 位置上的那串字符，必须逐字节相同（中文是否转义成 \uXXXX、键的先后顺序、有无缩进空格，任一处不同签名即对不上，我方回 code=40001）。我方按贵方实际发出的报文原文验签，不会重新序列化。</w:t>
             </w:r>
           </w:p>
         </w:tc>

--- a/docs/MediScribe_HIS接口规范_v1.4_单通道.docx
+++ b/docs/MediScribe_HIS接口规范_v1.4_单通道.docx
@@ -1922,14 +1922,8 @@
             <w:tcW w:type="dxa" w:w="1984"/>
           </w:tcPr>
           <w:p>
-            <w:r/>
-            <w:r>
-              <w:rPr>
-                <w:rFonts w:ascii="Microsoft YaHei" w:hAnsi="Microsoft YaHei" w:eastAsia="Microsoft YaHei"/>
-                <w:b w:val="0"/>
-                <w:sz w:val="18"/>
-              </w:rPr>
-              <w:t>请求地址</w:t>
+            <w:r>
+              <w:t>传输方式</w:t>
             </w:r>
           </w:p>
         </w:tc>
@@ -1938,14 +1932,8 @@
             <w:tcW w:type="dxa" w:w="7370"/>
           </w:tcPr>
           <w:p>
-            <w:r/>
-            <w:r>
-              <w:rPr>
-                <w:rFonts w:ascii="Microsoft YaHei" w:hAnsi="Microsoft YaHei" w:eastAsia="Microsoft YaHei"/>
-                <w:b w:val="0"/>
-                <w:sz w:val="18"/>
-              </w:rPr>
-              <w:t>POST  https://{mediscribe_host}/api/v1/his/encounter/admit</w:t>
+            <w:r>
+              <w:t>经贵方建立的 wss 长连接上行发送，消息 type=encounter_admit（外层信封见 7.3，通道见第 7 章）</w:t>
             </w:r>
           </w:p>
         </w:tc>
@@ -1956,14 +1944,8 @@
             <w:tcW w:type="dxa" w:w="1984"/>
           </w:tcPr>
           <w:p>
-            <w:r/>
-            <w:r>
-              <w:rPr>
-                <w:rFonts w:ascii="Microsoft YaHei" w:hAnsi="Microsoft YaHei" w:eastAsia="Microsoft YaHei"/>
-                <w:b w:val="0"/>
-                <w:sz w:val="18"/>
-              </w:rPr>
-              <w:t>请求方式</w:t>
+            <w:r>
+              <w:t>报文格式</w:t>
             </w:r>
           </w:p>
         </w:tc>
@@ -1972,14 +1954,8 @@
             <w:tcW w:type="dxa" w:w="7370"/>
           </w:tcPr>
           <w:p>
-            <w:r/>
-            <w:r>
-              <w:rPr>
-                <w:rFonts w:ascii="Microsoft YaHei" w:hAnsi="Microsoft YaHei" w:eastAsia="Microsoft YaHei"/>
-                <w:b w:val="0"/>
-                <w:sz w:val="18"/>
-              </w:rPr>
-              <w:t>POST / JSON</w:t>
+            <w:r>
+              <w:t>JSON（业务字段作为信封 payload 携带）</w:t>
             </w:r>
           </w:p>
         </w:tc>
@@ -4417,14 +4393,8 @@
             <w:tcW w:type="dxa" w:w="7370"/>
           </w:tcPr>
           <w:p>
-            <w:r/>
-            <w:r>
-              <w:rPr>
-                <w:rFonts w:ascii="Microsoft YaHei" w:hAnsi="Microsoft YaHei" w:eastAsia="Microsoft YaHei"/>
-                <w:b w:val="0"/>
-                <w:sz w:val="18"/>
-              </w:rPr>
-              <w:t>HIS（需贵方提供）</w:t>
+            <w:r>
+              <w:t>HIS（贵方在客户端内实现接收处理）</w:t>
             </w:r>
           </w:p>
         </w:tc>
@@ -4435,14 +4405,8 @@
             <w:tcW w:type="dxa" w:w="1984"/>
           </w:tcPr>
           <w:p>
-            <w:r/>
-            <w:r>
-              <w:rPr>
-                <w:rFonts w:ascii="Microsoft YaHei" w:hAnsi="Microsoft YaHei" w:eastAsia="Microsoft YaHei"/>
-                <w:b w:val="0"/>
-                <w:sz w:val="18"/>
-              </w:rPr>
-              <w:t>请求地址</w:t>
+            <w:r>
+              <w:t>传输方式</w:t>
             </w:r>
           </w:p>
         </w:tc>
@@ -4451,14 +4415,8 @@
             <w:tcW w:type="dxa" w:w="7370"/>
           </w:tcPr>
           <w:p>
-            <w:r/>
-            <w:r>
-              <w:rPr>
-                <w:rFonts w:ascii="Microsoft YaHei" w:hAnsi="Microsoft YaHei" w:eastAsia="Microsoft YaHei"/>
-                <w:b w:val="0"/>
-                <w:sz w:val="18"/>
-              </w:rPr>
-              <w:t>POST  http://{his_host}:{port}/{writeback_path}（贵方提供，内网即可）</w:t>
+            <w:r>
+              <w:t>经同一条 wss 长连接下行送达，消息 type=record_writeback（见第 7 章）；贵方无需提供任何接口地址</w:t>
             </w:r>
           </w:p>
         </w:tc>
@@ -4469,14 +4427,8 @@
             <w:tcW w:type="dxa" w:w="1984"/>
           </w:tcPr>
           <w:p>
-            <w:r/>
-            <w:r>
-              <w:rPr>
-                <w:rFonts w:ascii="Microsoft YaHei" w:hAnsi="Microsoft YaHei" w:eastAsia="Microsoft YaHei"/>
-                <w:b w:val="0"/>
-                <w:sz w:val="18"/>
-              </w:rPr>
-              <w:t>请求方式</w:t>
+            <w:r>
+              <w:t>报文格式</w:t>
             </w:r>
           </w:p>
         </w:tc>
@@ -4485,14 +4437,8 @@
             <w:tcW w:type="dxa" w:w="7370"/>
           </w:tcPr>
           <w:p>
-            <w:r/>
-            <w:r>
-              <w:rPr>
-                <w:rFonts w:ascii="Microsoft YaHei" w:hAnsi="Microsoft YaHei" w:eastAsia="Microsoft YaHei"/>
-                <w:b w:val="0"/>
-                <w:sz w:val="18"/>
-              </w:rPr>
-              <w:t>POST / JSON</w:t>
+            <w:r>
+              <w:t>JSON（业务字段作为信封 payload 携带）</w:t>
             </w:r>
           </w:p>
         </w:tc>
@@ -8609,14 +8555,8 @@
             <w:tcW w:type="dxa" w:w="7370"/>
           </w:tcPr>
           <w:p>
-            <w:r/>
-            <w:r>
-              <w:rPr>
-                <w:rFonts w:ascii="Microsoft YaHei" w:hAnsi="Microsoft YaHei" w:eastAsia="Microsoft YaHei"/>
-                <w:b w:val="0"/>
-                <w:sz w:val="18"/>
-              </w:rPr>
-              <w:t>HIS（需贵方提供）</w:t>
+            <w:r>
+              <w:t>HIS（贵方在客户端内实现接收处理）</w:t>
             </w:r>
           </w:p>
         </w:tc>
@@ -8627,14 +8567,8 @@
             <w:tcW w:type="dxa" w:w="1984"/>
           </w:tcPr>
           <w:p>
-            <w:r/>
-            <w:r>
-              <w:rPr>
-                <w:rFonts w:ascii="Microsoft YaHei" w:hAnsi="Microsoft YaHei" w:eastAsia="Microsoft YaHei"/>
-                <w:b w:val="0"/>
-                <w:sz w:val="18"/>
-              </w:rPr>
-              <w:t>请求地址</w:t>
+            <w:r>
+              <w:t>传输方式</w:t>
             </w:r>
           </w:p>
         </w:tc>
@@ -8643,14 +8577,8 @@
             <w:tcW w:type="dxa" w:w="7370"/>
           </w:tcPr>
           <w:p>
-            <w:r/>
-            <w:r>
-              <w:rPr>
-                <w:rFonts w:ascii="Microsoft YaHei" w:hAnsi="Microsoft YaHei" w:eastAsia="Microsoft YaHei"/>
-                <w:b w:val="0"/>
-                <w:sz w:val="18"/>
-              </w:rPr>
-              <w:t>POST  http://{his_host}:{port}/{refresh_path}（贵方提供）</w:t>
+            <w:r>
+              <w:t>经同一条 wss 长连接下行送达，消息 type=record_refresh（见第 7 章）；贵方无需提供任何接口地址</w:t>
             </w:r>
           </w:p>
         </w:tc>

--- a/docs/MediScribe_HIS接口规范_v1.4_单通道.docx
+++ b/docs/MediScribe_HIS接口规范_v1.4_单通道.docx
@@ -673,9 +673,9 @@
           <w:p>
             <w:r>
               <w:rPr>
-                <w:rFonts w:ascii="Microsoft YaHei" w:hAnsi="Microsoft YaHei" w:eastAsia="Microsoft YaHei"/>
-                <w:b w:val="0"/>
-                <w:sz w:val="21"/>
+                <w:rFonts w:ascii="Microsoft YaHei" w:hAnsi="Microsoft YaHei" w:eastAsia="Microsoft YaHei" w:cs="Microsoft YaHei"/>
+                <w:b w:val="0"/>
+                <w:sz w:val="18"/>
               </w:rPr>
               <w:t>通道</w:t>
             </w:r>
@@ -1923,6 +1923,10 @@
           </w:tcPr>
           <w:p>
             <w:r>
+              <w:rPr>
+                <w:rFonts w:ascii="Microsoft YaHei" w:hAnsi="Microsoft YaHei" w:eastAsia="Microsoft YaHei" w:cs="Microsoft YaHei"/>
+                <w:sz w:val="18"/>
+              </w:rPr>
               <w:t>传输方式</w:t>
             </w:r>
           </w:p>
@@ -1933,6 +1937,10 @@
           </w:tcPr>
           <w:p>
             <w:r>
+              <w:rPr>
+                <w:rFonts w:ascii="Microsoft YaHei" w:hAnsi="Microsoft YaHei" w:eastAsia="Microsoft YaHei" w:cs="Microsoft YaHei"/>
+                <w:sz w:val="18"/>
+              </w:rPr>
               <w:t>经贵方建立的 wss 长连接上行发送，消息 type=encounter_admit（外层信封见 7.3，通道见第 7 章）</w:t>
             </w:r>
           </w:p>
@@ -1945,6 +1953,10 @@
           </w:tcPr>
           <w:p>
             <w:r>
+              <w:rPr>
+                <w:rFonts w:ascii="Microsoft YaHei" w:hAnsi="Microsoft YaHei" w:eastAsia="Microsoft YaHei" w:cs="Microsoft YaHei"/>
+                <w:sz w:val="18"/>
+              </w:rPr>
               <w:t>报文格式</w:t>
             </w:r>
           </w:p>
@@ -1955,6 +1967,10 @@
           </w:tcPr>
           <w:p>
             <w:r>
+              <w:rPr>
+                <w:rFonts w:ascii="Microsoft YaHei" w:hAnsi="Microsoft YaHei" w:eastAsia="Microsoft YaHei" w:cs="Microsoft YaHei"/>
+                <w:sz w:val="18"/>
+              </w:rPr>
               <w:t>JSON（业务字段作为信封 payload 携带）</w:t>
             </w:r>
           </w:p>
@@ -1967,6 +1983,10 @@
           </w:tcPr>
           <w:p>
             <w:r>
+              <w:rPr>
+                <w:rFonts w:ascii="Microsoft YaHei" w:hAnsi="Microsoft YaHei" w:eastAsia="Microsoft YaHei" w:cs="Microsoft YaHei"/>
+                <w:sz w:val="18"/>
+              </w:rPr>
               <w:t>接收处理</w:t>
             </w:r>
           </w:p>
@@ -1977,6 +1997,10 @@
           </w:tcPr>
           <w:p>
             <w:r>
+              <w:rPr>
+                <w:rFonts w:ascii="Microsoft YaHei" w:hAnsi="Microsoft YaHei" w:eastAsia="Microsoft YaHei" w:cs="Microsoft YaHei"/>
+                <w:sz w:val="18"/>
+              </w:rPr>
               <w:t>我方实时处理：按 doctor_code（医生工号）把患者派入对应医生的 MediScribe 工作台并自动建档；成功 ack 的 data 含 visit_id 与 encounter_id（我方接诊号，贵方可忽略）；医生工号未在我方注册时返回 code=40007（message 带具体工号），补注册后重推即可。同一 visit_id 重复推送幂等（复用已有接诊，不重复建档）。</w:t>
             </w:r>
           </w:p>
@@ -2895,8 +2919,8 @@
             </w:r>
             <w:r>
               <w:rPr>
-                <w:rFonts w:ascii="Microsoft YaHei" w:hAnsi="Microsoft YaHei" w:eastAsia="Microsoft YaHei"/>
-                <w:sz w:val="21"/>
+                <w:rFonts w:ascii="Microsoft YaHei" w:hAnsi="Microsoft YaHei" w:eastAsia="Microsoft YaHei" w:cs="Microsoft YaHei"/>
+                <w:sz w:val="18"/>
               </w:rPr>
               <w:t>科室名称(同上,随就诊走)</w:t>
             </w:r>
@@ -3416,9 +3440,9 @@
           <w:p>
             <w:r>
               <w:rPr>
-                <w:rFonts w:ascii="Microsoft YaHei" w:hAnsi="Microsoft YaHei" w:eastAsia="Microsoft YaHei"/>
-                <w:b w:val="0"/>
-                <w:sz w:val="21"/>
+                <w:rFonts w:ascii="Microsoft YaHei" w:hAnsi="Microsoft YaHei" w:eastAsia="Microsoft YaHei" w:cs="Microsoft YaHei"/>
+                <w:b w:val="0"/>
+                <w:sz w:val="18"/>
               </w:rPr>
               <w:t>vitals.temperature</w:t>
             </w:r>
@@ -3431,9 +3455,9 @@
           <w:p>
             <w:r>
               <w:rPr>
-                <w:rFonts w:ascii="Microsoft YaHei" w:hAnsi="Microsoft YaHei" w:eastAsia="Microsoft YaHei"/>
-                <w:b w:val="0"/>
-                <w:sz w:val="21"/>
+                <w:rFonts w:ascii="Microsoft YaHei" w:hAnsi="Microsoft YaHei" w:eastAsia="Microsoft YaHei" w:cs="Microsoft YaHei"/>
+                <w:b w:val="0"/>
+                <w:sz w:val="18"/>
               </w:rPr>
               <w:t>string</w:t>
             </w:r>
@@ -3446,9 +3470,9 @@
           <w:p>
             <w:r>
               <w:rPr>
-                <w:rFonts w:ascii="Microsoft YaHei" w:hAnsi="Microsoft YaHei" w:eastAsia="Microsoft YaHei"/>
-                <w:b w:val="0"/>
-                <w:sz w:val="21"/>
+                <w:rFonts w:ascii="Microsoft YaHei" w:hAnsi="Microsoft YaHei" w:eastAsia="Microsoft YaHei" w:cs="Microsoft YaHei"/>
+                <w:b w:val="0"/>
+                <w:sz w:val="18"/>
               </w:rPr>
               <w:t>否</w:t>
             </w:r>
@@ -3461,9 +3485,9 @@
           <w:p>
             <w:r>
               <w:rPr>
-                <w:rFonts w:ascii="Microsoft YaHei" w:hAnsi="Microsoft YaHei" w:eastAsia="Microsoft YaHei"/>
-                <w:b w:val="0"/>
-                <w:sz w:val="21"/>
+                <w:rFonts w:ascii="Microsoft YaHei" w:hAnsi="Microsoft YaHei" w:eastAsia="Microsoft YaHei" w:cs="Microsoft YaHei"/>
+                <w:b w:val="0"/>
+                <w:sz w:val="18"/>
               </w:rPr>
               <w:t>体温 ℃（接诊/分诊已录的实测值，下同）</w:t>
             </w:r>
@@ -3476,9 +3500,9 @@
           <w:p>
             <w:r>
               <w:rPr>
-                <w:rFonts w:ascii="Microsoft YaHei" w:hAnsi="Microsoft YaHei" w:eastAsia="Microsoft YaHei"/>
-                <w:b w:val="0"/>
-                <w:sz w:val="21"/>
+                <w:rFonts w:ascii="Microsoft YaHei" w:hAnsi="Microsoft YaHei" w:eastAsia="Microsoft YaHei" w:cs="Microsoft YaHei"/>
+                <w:b w:val="0"/>
+                <w:sz w:val="18"/>
               </w:rPr>
               <w:t>TW</w:t>
             </w:r>
@@ -3493,9 +3517,9 @@
           <w:p>
             <w:r>
               <w:rPr>
-                <w:rFonts w:ascii="Microsoft YaHei" w:hAnsi="Microsoft YaHei" w:eastAsia="Microsoft YaHei"/>
-                <w:b w:val="0"/>
-                <w:sz w:val="21"/>
+                <w:rFonts w:ascii="Microsoft YaHei" w:hAnsi="Microsoft YaHei" w:eastAsia="Microsoft YaHei" w:cs="Microsoft YaHei"/>
+                <w:b w:val="0"/>
+                <w:sz w:val="18"/>
               </w:rPr>
               <w:t>vitals.pulse</w:t>
             </w:r>
@@ -3508,9 +3532,9 @@
           <w:p>
             <w:r>
               <w:rPr>
-                <w:rFonts w:ascii="Microsoft YaHei" w:hAnsi="Microsoft YaHei" w:eastAsia="Microsoft YaHei"/>
-                <w:b w:val="0"/>
-                <w:sz w:val="21"/>
+                <w:rFonts w:ascii="Microsoft YaHei" w:hAnsi="Microsoft YaHei" w:eastAsia="Microsoft YaHei" w:cs="Microsoft YaHei"/>
+                <w:b w:val="0"/>
+                <w:sz w:val="18"/>
               </w:rPr>
               <w:t>string</w:t>
             </w:r>
@@ -3523,9 +3547,9 @@
           <w:p>
             <w:r>
               <w:rPr>
-                <w:rFonts w:ascii="Microsoft YaHei" w:hAnsi="Microsoft YaHei" w:eastAsia="Microsoft YaHei"/>
-                <w:b w:val="0"/>
-                <w:sz w:val="21"/>
+                <w:rFonts w:ascii="Microsoft YaHei" w:hAnsi="Microsoft YaHei" w:eastAsia="Microsoft YaHei" w:cs="Microsoft YaHei"/>
+                <w:b w:val="0"/>
+                <w:sz w:val="18"/>
               </w:rPr>
               <w:t>否</w:t>
             </w:r>
@@ -3538,9 +3562,9 @@
           <w:p>
             <w:r>
               <w:rPr>
-                <w:rFonts w:ascii="Microsoft YaHei" w:hAnsi="Microsoft YaHei" w:eastAsia="Microsoft YaHei"/>
-                <w:b w:val="0"/>
-                <w:sz w:val="21"/>
+                <w:rFonts w:ascii="Microsoft YaHei" w:hAnsi="Microsoft YaHei" w:eastAsia="Microsoft YaHei" w:cs="Microsoft YaHei"/>
+                <w:b w:val="0"/>
+                <w:sz w:val="18"/>
               </w:rPr>
               <w:t>脉搏 次/分</w:t>
             </w:r>
@@ -3553,9 +3577,9 @@
           <w:p>
             <w:r>
               <w:rPr>
-                <w:rFonts w:ascii="Microsoft YaHei" w:hAnsi="Microsoft YaHei" w:eastAsia="Microsoft YaHei"/>
-                <w:b w:val="0"/>
-                <w:sz w:val="21"/>
+                <w:rFonts w:ascii="Microsoft YaHei" w:hAnsi="Microsoft YaHei" w:eastAsia="Microsoft YaHei" w:cs="Microsoft YaHei"/>
+                <w:b w:val="0"/>
+                <w:sz w:val="18"/>
               </w:rPr>
               <w:t>XL</w:t>
             </w:r>
@@ -3570,9 +3594,9 @@
           <w:p>
             <w:r>
               <w:rPr>
-                <w:rFonts w:ascii="Microsoft YaHei" w:hAnsi="Microsoft YaHei" w:eastAsia="Microsoft YaHei"/>
-                <w:b w:val="0"/>
-                <w:sz w:val="21"/>
+                <w:rFonts w:ascii="Microsoft YaHei" w:hAnsi="Microsoft YaHei" w:eastAsia="Microsoft YaHei" w:cs="Microsoft YaHei"/>
+                <w:b w:val="0"/>
+                <w:sz w:val="18"/>
               </w:rPr>
               <w:t>vitals.respiration</w:t>
             </w:r>
@@ -3585,9 +3609,9 @@
           <w:p>
             <w:r>
               <w:rPr>
-                <w:rFonts w:ascii="Microsoft YaHei" w:hAnsi="Microsoft YaHei" w:eastAsia="Microsoft YaHei"/>
-                <w:b w:val="0"/>
-                <w:sz w:val="21"/>
+                <w:rFonts w:ascii="Microsoft YaHei" w:hAnsi="Microsoft YaHei" w:eastAsia="Microsoft YaHei" w:cs="Microsoft YaHei"/>
+                <w:b w:val="0"/>
+                <w:sz w:val="18"/>
               </w:rPr>
               <w:t>string</w:t>
             </w:r>
@@ -3600,9 +3624,9 @@
           <w:p>
             <w:r>
               <w:rPr>
-                <w:rFonts w:ascii="Microsoft YaHei" w:hAnsi="Microsoft YaHei" w:eastAsia="Microsoft YaHei"/>
-                <w:b w:val="0"/>
-                <w:sz w:val="21"/>
+                <w:rFonts w:ascii="Microsoft YaHei" w:hAnsi="Microsoft YaHei" w:eastAsia="Microsoft YaHei" w:cs="Microsoft YaHei"/>
+                <w:b w:val="0"/>
+                <w:sz w:val="18"/>
               </w:rPr>
               <w:t>否</w:t>
             </w:r>
@@ -3615,9 +3639,9 @@
           <w:p>
             <w:r>
               <w:rPr>
-                <w:rFonts w:ascii="Microsoft YaHei" w:hAnsi="Microsoft YaHei" w:eastAsia="Microsoft YaHei"/>
-                <w:b w:val="0"/>
-                <w:sz w:val="21"/>
+                <w:rFonts w:ascii="Microsoft YaHei" w:hAnsi="Microsoft YaHei" w:eastAsia="Microsoft YaHei" w:cs="Microsoft YaHei"/>
+                <w:b w:val="0"/>
+                <w:sz w:val="18"/>
               </w:rPr>
               <w:t>呼吸 次/分</w:t>
             </w:r>
@@ -3630,9 +3654,9 @@
           <w:p>
             <w:r>
               <w:rPr>
-                <w:rFonts w:ascii="Microsoft YaHei" w:hAnsi="Microsoft YaHei" w:eastAsia="Microsoft YaHei"/>
-                <w:b w:val="0"/>
-                <w:sz w:val="21"/>
+                <w:rFonts w:ascii="Microsoft YaHei" w:hAnsi="Microsoft YaHei" w:eastAsia="Microsoft YaHei" w:cs="Microsoft YaHei"/>
+                <w:b w:val="0"/>
+                <w:sz w:val="18"/>
               </w:rPr>
               <w:t>HXPL</w:t>
             </w:r>
@@ -3647,9 +3671,9 @@
           <w:p>
             <w:r>
               <w:rPr>
-                <w:rFonts w:ascii="Microsoft YaHei" w:hAnsi="Microsoft YaHei" w:eastAsia="Microsoft YaHei"/>
-                <w:b w:val="0"/>
-                <w:sz w:val="21"/>
+                <w:rFonts w:ascii="Microsoft YaHei" w:hAnsi="Microsoft YaHei" w:eastAsia="Microsoft YaHei" w:cs="Microsoft YaHei"/>
+                <w:b w:val="0"/>
+                <w:sz w:val="18"/>
               </w:rPr>
               <w:t>vitals.bp_systolic</w:t>
             </w:r>
@@ -3662,9 +3686,9 @@
           <w:p>
             <w:r>
               <w:rPr>
-                <w:rFonts w:ascii="Microsoft YaHei" w:hAnsi="Microsoft YaHei" w:eastAsia="Microsoft YaHei"/>
-                <w:b w:val="0"/>
-                <w:sz w:val="21"/>
+                <w:rFonts w:ascii="Microsoft YaHei" w:hAnsi="Microsoft YaHei" w:eastAsia="Microsoft YaHei" w:cs="Microsoft YaHei"/>
+                <w:b w:val="0"/>
+                <w:sz w:val="18"/>
               </w:rPr>
               <w:t>string</w:t>
             </w:r>
@@ -3677,9 +3701,9 @@
           <w:p>
             <w:r>
               <w:rPr>
-                <w:rFonts w:ascii="Microsoft YaHei" w:hAnsi="Microsoft YaHei" w:eastAsia="Microsoft YaHei"/>
-                <w:b w:val="0"/>
-                <w:sz w:val="21"/>
+                <w:rFonts w:ascii="Microsoft YaHei" w:hAnsi="Microsoft YaHei" w:eastAsia="Microsoft YaHei" w:cs="Microsoft YaHei"/>
+                <w:b w:val="0"/>
+                <w:sz w:val="18"/>
               </w:rPr>
               <w:t>否</w:t>
             </w:r>
@@ -3692,9 +3716,9 @@
           <w:p>
             <w:r>
               <w:rPr>
-                <w:rFonts w:ascii="Microsoft YaHei" w:hAnsi="Microsoft YaHei" w:eastAsia="Microsoft YaHei"/>
-                <w:b w:val="0"/>
-                <w:sz w:val="21"/>
+                <w:rFonts w:ascii="Microsoft YaHei" w:hAnsi="Microsoft YaHei" w:eastAsia="Microsoft YaHei" w:cs="Microsoft YaHei"/>
+                <w:b w:val="0"/>
+                <w:sz w:val="18"/>
               </w:rPr>
               <w:t>收缩压 mmHg</w:t>
             </w:r>
@@ -3707,9 +3731,9 @@
           <w:p>
             <w:r>
               <w:rPr>
-                <w:rFonts w:ascii="Microsoft YaHei" w:hAnsi="Microsoft YaHei" w:eastAsia="Microsoft YaHei"/>
-                <w:b w:val="0"/>
-                <w:sz w:val="21"/>
+                <w:rFonts w:ascii="Microsoft YaHei" w:hAnsi="Microsoft YaHei" w:eastAsia="Microsoft YaHei" w:cs="Microsoft YaHei"/>
+                <w:b w:val="0"/>
+                <w:sz w:val="18"/>
               </w:rPr>
               <w:t>SSY</w:t>
             </w:r>
@@ -3724,9 +3748,9 @@
           <w:p>
             <w:r>
               <w:rPr>
-                <w:rFonts w:ascii="Microsoft YaHei" w:hAnsi="Microsoft YaHei" w:eastAsia="Microsoft YaHei"/>
-                <w:b w:val="0"/>
-                <w:sz w:val="21"/>
+                <w:rFonts w:ascii="Microsoft YaHei" w:hAnsi="Microsoft YaHei" w:eastAsia="Microsoft YaHei" w:cs="Microsoft YaHei"/>
+                <w:b w:val="0"/>
+                <w:sz w:val="18"/>
               </w:rPr>
               <w:t>vitals.bp_diastolic</w:t>
             </w:r>
@@ -3739,9 +3763,9 @@
           <w:p>
             <w:r>
               <w:rPr>
-                <w:rFonts w:ascii="Microsoft YaHei" w:hAnsi="Microsoft YaHei" w:eastAsia="Microsoft YaHei"/>
-                <w:b w:val="0"/>
-                <w:sz w:val="21"/>
+                <w:rFonts w:ascii="Microsoft YaHei" w:hAnsi="Microsoft YaHei" w:eastAsia="Microsoft YaHei" w:cs="Microsoft YaHei"/>
+                <w:b w:val="0"/>
+                <w:sz w:val="18"/>
               </w:rPr>
               <w:t>string</w:t>
             </w:r>
@@ -3754,9 +3778,9 @@
           <w:p>
             <w:r>
               <w:rPr>
-                <w:rFonts w:ascii="Microsoft YaHei" w:hAnsi="Microsoft YaHei" w:eastAsia="Microsoft YaHei"/>
-                <w:b w:val="0"/>
-                <w:sz w:val="21"/>
+                <w:rFonts w:ascii="Microsoft YaHei" w:hAnsi="Microsoft YaHei" w:eastAsia="Microsoft YaHei" w:cs="Microsoft YaHei"/>
+                <w:b w:val="0"/>
+                <w:sz w:val="18"/>
               </w:rPr>
               <w:t>否</w:t>
             </w:r>
@@ -3769,9 +3793,9 @@
           <w:p>
             <w:r>
               <w:rPr>
-                <w:rFonts w:ascii="Microsoft YaHei" w:hAnsi="Microsoft YaHei" w:eastAsia="Microsoft YaHei"/>
-                <w:b w:val="0"/>
-                <w:sz w:val="21"/>
+                <w:rFonts w:ascii="Microsoft YaHei" w:hAnsi="Microsoft YaHei" w:eastAsia="Microsoft YaHei" w:cs="Microsoft YaHei"/>
+                <w:b w:val="0"/>
+                <w:sz w:val="18"/>
               </w:rPr>
               <w:t>舒张压 mmHg</w:t>
             </w:r>
@@ -3784,9 +3808,9 @@
           <w:p>
             <w:r>
               <w:rPr>
-                <w:rFonts w:ascii="Microsoft YaHei" w:hAnsi="Microsoft YaHei" w:eastAsia="Microsoft YaHei"/>
-                <w:b w:val="0"/>
-                <w:sz w:val="21"/>
+                <w:rFonts w:ascii="Microsoft YaHei" w:hAnsi="Microsoft YaHei" w:eastAsia="Microsoft YaHei" w:cs="Microsoft YaHei"/>
+                <w:b w:val="0"/>
+                <w:sz w:val="18"/>
               </w:rPr>
               <w:t>SZY</w:t>
             </w:r>
@@ -3801,9 +3825,9 @@
           <w:p>
             <w:r>
               <w:rPr>
-                <w:rFonts w:ascii="Microsoft YaHei" w:hAnsi="Microsoft YaHei" w:eastAsia="Microsoft YaHei"/>
-                <w:b w:val="0"/>
-                <w:sz w:val="21"/>
+                <w:rFonts w:ascii="Microsoft YaHei" w:hAnsi="Microsoft YaHei" w:eastAsia="Microsoft YaHei" w:cs="Microsoft YaHei"/>
+                <w:b w:val="0"/>
+                <w:sz w:val="18"/>
               </w:rPr>
               <w:t>vitals.spo2</w:t>
             </w:r>
@@ -3816,9 +3840,9 @@
           <w:p>
             <w:r>
               <w:rPr>
-                <w:rFonts w:ascii="Microsoft YaHei" w:hAnsi="Microsoft YaHei" w:eastAsia="Microsoft YaHei"/>
-                <w:b w:val="0"/>
-                <w:sz w:val="21"/>
+                <w:rFonts w:ascii="Microsoft YaHei" w:hAnsi="Microsoft YaHei" w:eastAsia="Microsoft YaHei" w:cs="Microsoft YaHei"/>
+                <w:b w:val="0"/>
+                <w:sz w:val="18"/>
               </w:rPr>
               <w:t>string</w:t>
             </w:r>
@@ -3831,9 +3855,9 @@
           <w:p>
             <w:r>
               <w:rPr>
-                <w:rFonts w:ascii="Microsoft YaHei" w:hAnsi="Microsoft YaHei" w:eastAsia="Microsoft YaHei"/>
-                <w:b w:val="0"/>
-                <w:sz w:val="21"/>
+                <w:rFonts w:ascii="Microsoft YaHei" w:hAnsi="Microsoft YaHei" w:eastAsia="Microsoft YaHei" w:cs="Microsoft YaHei"/>
+                <w:b w:val="0"/>
+                <w:sz w:val="18"/>
               </w:rPr>
               <w:t>否</w:t>
             </w:r>
@@ -3846,9 +3870,9 @@
           <w:p>
             <w:r>
               <w:rPr>
-                <w:rFonts w:ascii="Microsoft YaHei" w:hAnsi="Microsoft YaHei" w:eastAsia="Microsoft YaHei"/>
-                <w:b w:val="0"/>
-                <w:sz w:val="21"/>
+                <w:rFonts w:ascii="Microsoft YaHei" w:hAnsi="Microsoft YaHei" w:eastAsia="Microsoft YaHei" w:cs="Microsoft YaHei"/>
+                <w:b w:val="0"/>
+                <w:sz w:val="18"/>
               </w:rPr>
               <w:t>血氧饱和度 %</w:t>
             </w:r>
@@ -3861,9 +3885,9 @@
           <w:p>
             <w:r>
               <w:rPr>
-                <w:rFonts w:ascii="Microsoft YaHei" w:hAnsi="Microsoft YaHei" w:eastAsia="Microsoft YaHei"/>
-                <w:b w:val="0"/>
-                <w:sz w:val="21"/>
+                <w:rFonts w:ascii="Microsoft YaHei" w:hAnsi="Microsoft YaHei" w:eastAsia="Microsoft YaHei" w:cs="Microsoft YaHei"/>
+                <w:b w:val="0"/>
+                <w:sz w:val="18"/>
               </w:rPr>
               <w:t>XY</w:t>
             </w:r>
@@ -3878,9 +3902,9 @@
           <w:p>
             <w:r>
               <w:rPr>
-                <w:rFonts w:ascii="Microsoft YaHei" w:hAnsi="Microsoft YaHei" w:eastAsia="Microsoft YaHei"/>
-                <w:b w:val="0"/>
-                <w:sz w:val="21"/>
+                <w:rFonts w:ascii="Microsoft YaHei" w:hAnsi="Microsoft YaHei" w:eastAsia="Microsoft YaHei" w:cs="Microsoft YaHei"/>
+                <w:b w:val="0"/>
+                <w:sz w:val="18"/>
               </w:rPr>
               <w:t>vitals.height</w:t>
             </w:r>
@@ -3893,9 +3917,9 @@
           <w:p>
             <w:r>
               <w:rPr>
-                <w:rFonts w:ascii="Microsoft YaHei" w:hAnsi="Microsoft YaHei" w:eastAsia="Microsoft YaHei"/>
-                <w:b w:val="0"/>
-                <w:sz w:val="21"/>
+                <w:rFonts w:ascii="Microsoft YaHei" w:hAnsi="Microsoft YaHei" w:eastAsia="Microsoft YaHei" w:cs="Microsoft YaHei"/>
+                <w:b w:val="0"/>
+                <w:sz w:val="18"/>
               </w:rPr>
               <w:t>string</w:t>
             </w:r>
@@ -3908,9 +3932,9 @@
           <w:p>
             <w:r>
               <w:rPr>
-                <w:rFonts w:ascii="Microsoft YaHei" w:hAnsi="Microsoft YaHei" w:eastAsia="Microsoft YaHei"/>
-                <w:b w:val="0"/>
-                <w:sz w:val="21"/>
+                <w:rFonts w:ascii="Microsoft YaHei" w:hAnsi="Microsoft YaHei" w:eastAsia="Microsoft YaHei" w:cs="Microsoft YaHei"/>
+                <w:b w:val="0"/>
+                <w:sz w:val="18"/>
               </w:rPr>
               <w:t>否</w:t>
             </w:r>
@@ -3923,9 +3947,9 @@
           <w:p>
             <w:r>
               <w:rPr>
-                <w:rFonts w:ascii="Microsoft YaHei" w:hAnsi="Microsoft YaHei" w:eastAsia="Microsoft YaHei"/>
-                <w:b w:val="0"/>
-                <w:sz w:val="21"/>
+                <w:rFonts w:ascii="Microsoft YaHei" w:hAnsi="Microsoft YaHei" w:eastAsia="Microsoft YaHei" w:cs="Microsoft YaHei"/>
+                <w:b w:val="0"/>
+                <w:sz w:val="18"/>
               </w:rPr>
               <w:t>身高 cm</w:t>
             </w:r>
@@ -3938,9 +3962,9 @@
           <w:p>
             <w:r>
               <w:rPr>
-                <w:rFonts w:ascii="Microsoft YaHei" w:hAnsi="Microsoft YaHei" w:eastAsia="Microsoft YaHei"/>
-                <w:b w:val="0"/>
-                <w:sz w:val="21"/>
+                <w:rFonts w:ascii="Microsoft YaHei" w:hAnsi="Microsoft YaHei" w:eastAsia="Microsoft YaHei" w:cs="Microsoft YaHei"/>
+                <w:b w:val="0"/>
+                <w:sz w:val="18"/>
               </w:rPr>
               <w:t>SG</w:t>
             </w:r>
@@ -3955,9 +3979,9 @@
           <w:p>
             <w:r>
               <w:rPr>
-                <w:rFonts w:ascii="Microsoft YaHei" w:hAnsi="Microsoft YaHei" w:eastAsia="Microsoft YaHei"/>
-                <w:b w:val="0"/>
-                <w:sz w:val="21"/>
+                <w:rFonts w:ascii="Microsoft YaHei" w:hAnsi="Microsoft YaHei" w:eastAsia="Microsoft YaHei" w:cs="Microsoft YaHei"/>
+                <w:b w:val="0"/>
+                <w:sz w:val="18"/>
               </w:rPr>
               <w:t>vitals.weight</w:t>
             </w:r>
@@ -3970,9 +3994,9 @@
           <w:p>
             <w:r>
               <w:rPr>
-                <w:rFonts w:ascii="Microsoft YaHei" w:hAnsi="Microsoft YaHei" w:eastAsia="Microsoft YaHei"/>
-                <w:b w:val="0"/>
-                <w:sz w:val="21"/>
+                <w:rFonts w:ascii="Microsoft YaHei" w:hAnsi="Microsoft YaHei" w:eastAsia="Microsoft YaHei" w:cs="Microsoft YaHei"/>
+                <w:b w:val="0"/>
+                <w:sz w:val="18"/>
               </w:rPr>
               <w:t>string</w:t>
             </w:r>
@@ -3985,9 +4009,9 @@
           <w:p>
             <w:r>
               <w:rPr>
-                <w:rFonts w:ascii="Microsoft YaHei" w:hAnsi="Microsoft YaHei" w:eastAsia="Microsoft YaHei"/>
-                <w:b w:val="0"/>
-                <w:sz w:val="21"/>
+                <w:rFonts w:ascii="Microsoft YaHei" w:hAnsi="Microsoft YaHei" w:eastAsia="Microsoft YaHei" w:cs="Microsoft YaHei"/>
+                <w:b w:val="0"/>
+                <w:sz w:val="18"/>
               </w:rPr>
               <w:t>否</w:t>
             </w:r>
@@ -4000,9 +4024,9 @@
           <w:p>
             <w:r>
               <w:rPr>
-                <w:rFonts w:ascii="Microsoft YaHei" w:hAnsi="Microsoft YaHei" w:eastAsia="Microsoft YaHei"/>
-                <w:b w:val="0"/>
-                <w:sz w:val="21"/>
+                <w:rFonts w:ascii="Microsoft YaHei" w:hAnsi="Microsoft YaHei" w:eastAsia="Microsoft YaHei" w:cs="Microsoft YaHei"/>
+                <w:b w:val="0"/>
+                <w:sz w:val="18"/>
               </w:rPr>
               <w:t>体重 kg</w:t>
             </w:r>
@@ -4015,9 +4039,9 @@
           <w:p>
             <w:r>
               <w:rPr>
-                <w:rFonts w:ascii="Microsoft YaHei" w:hAnsi="Microsoft YaHei" w:eastAsia="Microsoft YaHei"/>
-                <w:b w:val="0"/>
-                <w:sz w:val="21"/>
+                <w:rFonts w:ascii="Microsoft YaHei" w:hAnsi="Microsoft YaHei" w:eastAsia="Microsoft YaHei" w:cs="Microsoft YaHei"/>
+                <w:b w:val="0"/>
+                <w:sz w:val="18"/>
               </w:rPr>
               <w:t>ZT</w:t>
             </w:r>
@@ -4032,9 +4056,9 @@
           <w:p>
             <w:r>
               <w:rPr>
-                <w:rFonts w:ascii="Microsoft YaHei" w:hAnsi="Microsoft YaHei" w:eastAsia="Microsoft YaHei"/>
-                <w:b w:val="0"/>
-                <w:sz w:val="21"/>
+                <w:rFonts w:ascii="Microsoft YaHei" w:hAnsi="Microsoft YaHei" w:eastAsia="Microsoft YaHei" w:cs="Microsoft YaHei"/>
+                <w:b w:val="0"/>
+                <w:sz w:val="18"/>
               </w:rPr>
               <w:t>allergy_history</w:t>
             </w:r>
@@ -4047,9 +4071,9 @@
           <w:p>
             <w:r>
               <w:rPr>
-                <w:rFonts w:ascii="Microsoft YaHei" w:hAnsi="Microsoft YaHei" w:eastAsia="Microsoft YaHei"/>
-                <w:b w:val="0"/>
-                <w:sz w:val="21"/>
+                <w:rFonts w:ascii="Microsoft YaHei" w:hAnsi="Microsoft YaHei" w:eastAsia="Microsoft YaHei" w:cs="Microsoft YaHei"/>
+                <w:b w:val="0"/>
+                <w:sz w:val="18"/>
               </w:rPr>
               <w:t>string</w:t>
             </w:r>
@@ -4062,9 +4086,9 @@
           <w:p>
             <w:r>
               <w:rPr>
-                <w:rFonts w:ascii="Microsoft YaHei" w:hAnsi="Microsoft YaHei" w:eastAsia="Microsoft YaHei"/>
-                <w:b w:val="0"/>
-                <w:sz w:val="21"/>
+                <w:rFonts w:ascii="Microsoft YaHei" w:hAnsi="Microsoft YaHei" w:eastAsia="Microsoft YaHei" w:cs="Microsoft YaHei"/>
+                <w:b w:val="0"/>
+                <w:sz w:val="18"/>
               </w:rPr>
               <w:t>否</w:t>
             </w:r>
@@ -4077,9 +4101,9 @@
           <w:p>
             <w:r>
               <w:rPr>
-                <w:rFonts w:ascii="Microsoft YaHei" w:hAnsi="Microsoft YaHei" w:eastAsia="Microsoft YaHei"/>
-                <w:b w:val="0"/>
-                <w:sz w:val="21"/>
+                <w:rFonts w:ascii="Microsoft YaHei" w:hAnsi="Microsoft YaHei" w:eastAsia="Microsoft YaHei" w:cs="Microsoft YaHei"/>
+                <w:b w:val="0"/>
+                <w:sz w:val="18"/>
               </w:rPr>
               <w:t>过敏史（居民健康档案有则推）</w:t>
             </w:r>
@@ -4092,9 +4116,9 @@
           <w:p>
             <w:r>
               <w:rPr>
-                <w:rFonts w:ascii="Microsoft YaHei" w:hAnsi="Microsoft YaHei" w:eastAsia="Microsoft YaHei"/>
-                <w:b w:val="0"/>
-                <w:sz w:val="21"/>
+                <w:rFonts w:ascii="Microsoft YaHei" w:hAnsi="Microsoft YaHei" w:eastAsia="Microsoft YaHei" w:cs="Microsoft YaHei"/>
+                <w:b w:val="0"/>
+                <w:sz w:val="18"/>
               </w:rPr>
               <w:t>GMSMS</w:t>
             </w:r>
@@ -4109,9 +4133,9 @@
           <w:p>
             <w:r>
               <w:rPr>
-                <w:rFonts w:ascii="Microsoft YaHei" w:hAnsi="Microsoft YaHei" w:eastAsia="Microsoft YaHei"/>
-                <w:b w:val="0"/>
-                <w:sz w:val="21"/>
+                <w:rFonts w:ascii="Microsoft YaHei" w:hAnsi="Microsoft YaHei" w:eastAsia="Microsoft YaHei" w:cs="Microsoft YaHei"/>
+                <w:b w:val="0"/>
+                <w:sz w:val="18"/>
               </w:rPr>
               <w:t>past_history</w:t>
             </w:r>
@@ -4124,9 +4148,9 @@
           <w:p>
             <w:r>
               <w:rPr>
-                <w:rFonts w:ascii="Microsoft YaHei" w:hAnsi="Microsoft YaHei" w:eastAsia="Microsoft YaHei"/>
-                <w:b w:val="0"/>
-                <w:sz w:val="21"/>
+                <w:rFonts w:ascii="Microsoft YaHei" w:hAnsi="Microsoft YaHei" w:eastAsia="Microsoft YaHei" w:cs="Microsoft YaHei"/>
+                <w:b w:val="0"/>
+                <w:sz w:val="18"/>
               </w:rPr>
               <w:t>string</w:t>
             </w:r>
@@ -4139,9 +4163,9 @@
           <w:p>
             <w:r>
               <w:rPr>
-                <w:rFonts w:ascii="Microsoft YaHei" w:hAnsi="Microsoft YaHei" w:eastAsia="Microsoft YaHei"/>
-                <w:b w:val="0"/>
-                <w:sz w:val="21"/>
+                <w:rFonts w:ascii="Microsoft YaHei" w:hAnsi="Microsoft YaHei" w:eastAsia="Microsoft YaHei" w:cs="Microsoft YaHei"/>
+                <w:b w:val="0"/>
+                <w:sz w:val="18"/>
               </w:rPr>
               <w:t>否</w:t>
             </w:r>
@@ -4154,9 +4178,9 @@
           <w:p>
             <w:r>
               <w:rPr>
-                <w:rFonts w:ascii="Microsoft YaHei" w:hAnsi="Microsoft YaHei" w:eastAsia="Microsoft YaHei"/>
-                <w:b w:val="0"/>
-                <w:sz w:val="21"/>
+                <w:rFonts w:ascii="Microsoft YaHei" w:hAnsi="Microsoft YaHei" w:eastAsia="Microsoft YaHei" w:cs="Microsoft YaHei"/>
+                <w:b w:val="0"/>
+                <w:sz w:val="18"/>
               </w:rPr>
               <w:t>既往史/慢病情况（健康档案有则推）</w:t>
             </w:r>
@@ -4169,9 +4193,9 @@
           <w:p>
             <w:r>
               <w:rPr>
-                <w:rFonts w:ascii="Microsoft YaHei" w:hAnsi="Microsoft YaHei" w:eastAsia="Microsoft YaHei"/>
-                <w:b w:val="0"/>
-                <w:sz w:val="21"/>
+                <w:rFonts w:ascii="Microsoft YaHei" w:hAnsi="Microsoft YaHei" w:eastAsia="Microsoft YaHei" w:cs="Microsoft YaHei"/>
+                <w:b w:val="0"/>
+                <w:sz w:val="18"/>
               </w:rPr>
               <w:t>JWS</w:t>
             </w:r>
@@ -4394,6 +4418,10 @@
           </w:tcPr>
           <w:p>
             <w:r>
+              <w:rPr>
+                <w:rFonts w:ascii="Microsoft YaHei" w:hAnsi="Microsoft YaHei" w:eastAsia="Microsoft YaHei" w:cs="Microsoft YaHei"/>
+                <w:sz w:val="18"/>
+              </w:rPr>
               <w:t>HIS（贵方在客户端内实现接收处理）</w:t>
             </w:r>
           </w:p>
@@ -4406,6 +4434,10 @@
           </w:tcPr>
           <w:p>
             <w:r>
+              <w:rPr>
+                <w:rFonts w:ascii="Microsoft YaHei" w:hAnsi="Microsoft YaHei" w:eastAsia="Microsoft YaHei" w:cs="Microsoft YaHei"/>
+                <w:sz w:val="18"/>
+              </w:rPr>
               <w:t>传输方式</w:t>
             </w:r>
           </w:p>
@@ -4416,6 +4448,10 @@
           </w:tcPr>
           <w:p>
             <w:r>
+              <w:rPr>
+                <w:rFonts w:ascii="Microsoft YaHei" w:hAnsi="Microsoft YaHei" w:eastAsia="Microsoft YaHei" w:cs="Microsoft YaHei"/>
+                <w:sz w:val="18"/>
+              </w:rPr>
               <w:t>经同一条 wss 长连接下行送达，消息 type=record_writeback（见第 7 章）；贵方无需提供任何接口地址</w:t>
             </w:r>
           </w:p>
@@ -4428,6 +4464,10 @@
           </w:tcPr>
           <w:p>
             <w:r>
+              <w:rPr>
+                <w:rFonts w:ascii="Microsoft YaHei" w:hAnsi="Microsoft YaHei" w:eastAsia="Microsoft YaHei" w:cs="Microsoft YaHei"/>
+                <w:sz w:val="18"/>
+              </w:rPr>
               <w:t>报文格式</w:t>
             </w:r>
           </w:p>
@@ -4438,6 +4478,10 @@
           </w:tcPr>
           <w:p>
             <w:r>
+              <w:rPr>
+                <w:rFonts w:ascii="Microsoft YaHei" w:hAnsi="Microsoft YaHei" w:eastAsia="Microsoft YaHei" w:cs="Microsoft YaHei"/>
+                <w:sz w:val="18"/>
+              </w:rPr>
               <w:t>JSON（业务字段作为信封 payload 携带）</w:t>
             </w:r>
           </w:p>
@@ -8556,6 +8600,10 @@
           </w:tcPr>
           <w:p>
             <w:r>
+              <w:rPr>
+                <w:rFonts w:ascii="Microsoft YaHei" w:hAnsi="Microsoft YaHei" w:eastAsia="Microsoft YaHei" w:cs="Microsoft YaHei"/>
+                <w:sz w:val="18"/>
+              </w:rPr>
               <w:t>HIS（贵方在客户端内实现接收处理）</w:t>
             </w:r>
           </w:p>
@@ -8568,6 +8616,10 @@
           </w:tcPr>
           <w:p>
             <w:r>
+              <w:rPr>
+                <w:rFonts w:ascii="Microsoft YaHei" w:hAnsi="Microsoft YaHei" w:eastAsia="Microsoft YaHei" w:cs="Microsoft YaHei"/>
+                <w:sz w:val="18"/>
+              </w:rPr>
               <w:t>传输方式</w:t>
             </w:r>
           </w:p>
@@ -8578,6 +8630,10 @@
           </w:tcPr>
           <w:p>
             <w:r>
+              <w:rPr>
+                <w:rFonts w:ascii="Microsoft YaHei" w:hAnsi="Microsoft YaHei" w:eastAsia="Microsoft YaHei" w:cs="Microsoft YaHei"/>
+                <w:sz w:val="18"/>
+              </w:rPr>
               <w:t>经同一条 wss 长连接下行送达，消息 type=record_refresh（见第 7 章）；贵方无需提供任何接口地址</w:t>
             </w:r>
           </w:p>
@@ -9504,7 +9560,7 @@
           <w:p>
             <w:r>
               <w:rPr>
-                <w:sz w:val="18"/>
+                <w:sz w:val="21"/>
                 <w:rFonts w:ascii="Microsoft YaHei" w:hAnsi="Microsoft YaHei" w:eastAsia="Microsoft YaHei" w:cs="Microsoft YaHei"/>
                 <w:shd w:val="clear" w:color="auto" w:fill="FDF3D8"/>
               </w:rPr>
@@ -9552,7 +9608,7 @@
             <w:r>
               <w:rPr>
                 <w:rFonts w:ascii="Microsoft YaHei" w:hAnsi="Microsoft YaHei" w:eastAsia="Microsoft YaHei" w:cs="Microsoft YaHei"/>
-                <w:sz w:val="18"/>
+                <w:sz w:val="21"/>
               </w:rPr>
               <w:t>同 2.2 的 app_id</w:t>
             </w:r>
@@ -9691,7 +9747,7 @@
           <w:p>
             <w:r>
               <w:rPr>
-                <w:sz w:val="18"/>
+                <w:sz w:val="21"/>
                 <w:rFonts w:ascii="Microsoft YaHei" w:hAnsi="Microsoft YaHei" w:eastAsia="Microsoft YaHei" w:cs="Microsoft YaHei"/>
                 <w:shd w:val="clear" w:color="auto" w:fill="FDF3D8"/>
               </w:rPr>
@@ -10410,22 +10466,6 @@
     <w:p>
       <w:pPr>
         <w:pStyle w:val="ListBullet"/>
-        <w:spacing w:line="360" w:lineRule="auto"/>
-      </w:pPr>
-      <w:r>
-        <w:rPr>
-          <w:b/>
-          <w:color w:val="C00000"/>
-          <w:sz w:val="20"/>
-          <w:rFonts w:ascii="Microsoft YaHei" w:hAnsi="Microsoft YaHei" w:eastAsia="Microsoft YaHei" w:cs="Microsoft YaHei"/>
-          <w:shd w:val="clear" w:color="auto" w:fill="FDF3D8"/>
-        </w:rPr>
-        <w:t>▲ 补充：来源诊室连接失效时，我方会改投任意一条在线连接，故贵方任一客户端收到 record_writeback 均须无条件写库，不要按「是不是本机接诊的」过滤（详见 7.2）。</w:t>
-      </w:r>
-    </w:p>
-    <w:p>
-      <w:pPr>
-        <w:pStyle w:val="ListBullet"/>
       </w:pPr>
       <w:r>
         <w:rPr>
@@ -10449,7 +10489,6 @@
         <w:t>【已确认】字典：无需提供科室/诊断字典——科室编码+名称随接诊推送成对下发，诊断以名称为准落库。</w:t>
       </w:r>
     </w:p>
-    <w:p/>
     <w:p>
       <w:pPr>
         <w:pStyle w:val="ListBullet"/>
@@ -10490,26 +10529,15 @@
     </w:p>
     <w:p>
       <w:pPr>
-        <w:pStyle w:val="ListBullet"/>
-        <w:spacing w:line="360" w:lineRule="auto"/>
+        <w:spacing/>
       </w:pPr>
       <w:r>
         <w:rPr>
+          <w:rFonts w:ascii="Microsoft YaHei" w:hAnsi="Microsoft YaHei" w:eastAsia="Microsoft YaHei" w:cs="Microsoft YaHei"/>
           <w:b/>
-          <w:color w:val="C00000"/>
-          <w:sz w:val="20"/>
-          <w:rFonts w:ascii="Microsoft YaHei" w:hAnsi="Microsoft YaHei" w:eastAsia="Microsoft YaHei" w:cs="Microsoft YaHei"/>
-          <w:shd w:val="clear" w:color="auto" w:fill="FDF3D8"/>
+          <w:color w:val="1F4E79"/>
+          <w:sz w:val="30"/>
         </w:rPr>
-        <w:t>▲ 【待确认】贵方客户端的开发语言：我方随附 Python 与 Node.js 两版参考实现，若贵方用的是 C# / Java / Delphi 等，告知后我方可补该语言的对接注意事项（签名拼串与帧类型这两处最容易踩）。</w:t>
-      </w:r>
-    </w:p>
-    <w:p>
-      <w:pPr>
-        <w:spacing w:after="200"/>
-        <w:jc w:val="center"/>
-      </w:pPr>
-      <w:r>
         <w:t>附录 C：本次修订说明（v1.2 → v1.4）</w:t>
       </w:r>
     </w:p>
